--- a/paper_artifacts/release_20260614/APV2_RepositorySetup_20260614.docx
+++ b/paper_artifacts/release_20260614/APV2_RepositorySetup_20260614.docx
@@ -8,7 +8,11 @@
         <w:jc w:val="center"/>
       </w:pPr>
       <w:r>
-        <w:t>APV2 今晚发布仓库开设说明</w:t>
+        <w:rPr>
+          <w:rFonts w:ascii="Microsoft YaHei" w:hAnsi="Microsoft YaHei" w:eastAsia="Microsoft YaHei"/>
+          <w:sz w:val="36"/>
+        </w:rPr>
+        <w:t>APV2 发布仓库说明</w:t>
       </w:r>
     </w:p>
     <w:p>
@@ -16,6 +20,10 @@
         <w:ind w:firstLine="420"/>
       </w:pPr>
       <w:r>
+        <w:rPr>
+          <w:rFonts w:ascii="Microsoft YaHei" w:hAnsi="Microsoft YaHei" w:eastAsia="Microsoft YaHei"/>
+          <w:sz w:val="21"/>
+        </w:rPr>
         <w:t>本次发布使用 3 个公开仓库:</w:t>
       </w:r>
     </w:p>
@@ -23,24 +31,370 @@
       <w:pPr>
         <w:pStyle w:val="ListBullet"/>
       </w:pPr>
-      <w:r>
-        <w:t>`https://github.com/ginsonko/Artificial-PsyArch-V2`</w:t>
-      </w:r>
+      <w:hyperlink r:id="rId9">
+        <w:r>
+          <w:rPr>
+            <w:color w:val="0563C1"/>
+            <w:u w:val="single"/>
+          </w:rPr>
+          <w:t>https://github.com/ginsonko/Artificial-PsyArch-V2</w:t>
+        </w:r>
+      </w:hyperlink>
     </w:p>
     <w:p>
       <w:pPr>
         <w:pStyle w:val="ListBullet"/>
       </w:pPr>
-      <w:r>
-        <w:t>`https://github.com/ginsonko/APV2-GL-OpenWorld-Chinese`</w:t>
-      </w:r>
+      <w:hyperlink r:id="rId10">
+        <w:r>
+          <w:rPr>
+            <w:color w:val="0563C1"/>
+            <w:u w:val="single"/>
+          </w:rPr>
+          <w:t>https://github.com/ginsonko/APV2-GL-OpenWorld-Chinese</w:t>
+        </w:r>
+      </w:hyperlink>
     </w:p>
     <w:p>
       <w:pPr>
         <w:pStyle w:val="ListBullet"/>
       </w:pPr>
+      <w:hyperlink r:id="rId11">
+        <w:r>
+          <w:rPr>
+            <w:color w:val="0563C1"/>
+            <w:u w:val="single"/>
+          </w:rPr>
+          <w:t>https://github.com/ginsonko/APV2-Reproduction-Artifacts</w:t>
+        </w:r>
+      </w:hyperlink>
+    </w:p>
+    <w:p>
+      <w:pPr>
+        <w:ind w:firstLine="420"/>
+      </w:pPr>
       <w:r>
-        <w:t>`https://github.com/ginsonko/APV2-Reproduction-Artifacts`</w:t>
+        <w:rPr>
+          <w:rFonts w:ascii="Microsoft YaHei" w:hAnsi="Microsoft YaHei" w:eastAsia="Microsoft YaHei"/>
+          <w:sz w:val="21"/>
+        </w:rPr>
+        <w:t xml:space="preserve">统一冻结 tag: </w:t>
+      </w:r>
+      <w:r>
+        <w:rPr>
+          <w:rFonts w:ascii="Consolas" w:hAnsi="Consolas" w:eastAsia="Consolas"/>
+          <w:sz w:val="21"/>
+        </w:rPr>
+        <w:t>apv2-release-20260614-final</w:t>
+      </w:r>
+    </w:p>
+    <w:tbl>
+      <w:tblPr>
+        <w:tblStyle w:val="TableGrid"/>
+        <w:tblW w:type="auto" w:w="0"/>
+        <w:tblLook w:firstColumn="1" w:firstRow="1" w:lastColumn="0" w:lastRow="0" w:noHBand="0" w:noVBand="1" w:val="04A0"/>
+      </w:tblPr>
+      <w:tblGrid>
+        <w:gridCol w:w="3331"/>
+        <w:gridCol w:w="3331"/>
+        <w:gridCol w:w="3331"/>
+      </w:tblGrid>
+      <w:tr>
+        <w:tc>
+          <w:tcPr>
+            <w:tcW w:type="dxa" w:w="3331"/>
+          </w:tcPr>
+          <w:p>
+            <w:r>
+              <w:rPr>
+                <w:b/>
+              </w:rPr>
+            </w:r>
+            <w:r>
+              <w:rPr>
+                <w:rFonts w:ascii="Microsoft YaHei" w:hAnsi="Microsoft YaHei" w:eastAsia="Microsoft YaHei"/>
+                <w:b/>
+                <w:sz w:val="18"/>
+              </w:rPr>
+              <w:t>仓库</w:t>
+            </w:r>
+          </w:p>
+        </w:tc>
+        <w:tc>
+          <w:tcPr>
+            <w:tcW w:type="dxa" w:w="3331"/>
+          </w:tcPr>
+          <w:p>
+            <w:r>
+              <w:rPr>
+                <w:b/>
+              </w:rPr>
+            </w:r>
+            <w:r>
+              <w:rPr>
+                <w:rFonts w:ascii="Microsoft YaHei" w:hAnsi="Microsoft YaHei" w:eastAsia="Microsoft YaHei"/>
+                <w:b/>
+                <w:sz w:val="18"/>
+              </w:rPr>
+              <w:t>主要内容</w:t>
+            </w:r>
+          </w:p>
+        </w:tc>
+        <w:tc>
+          <w:tcPr>
+            <w:tcW w:type="dxa" w:w="3331"/>
+          </w:tcPr>
+          <w:p>
+            <w:r>
+              <w:rPr>
+                <w:b/>
+              </w:rPr>
+            </w:r>
+            <w:r>
+              <w:rPr>
+                <w:rFonts w:ascii="Microsoft YaHei" w:hAnsi="Microsoft YaHei" w:eastAsia="Microsoft YaHei"/>
+                <w:b/>
+                <w:sz w:val="18"/>
+              </w:rPr>
+              <w:t>版本锚定</w:t>
+            </w:r>
+          </w:p>
+        </w:tc>
+      </w:tr>
+      <w:tr>
+        <w:tc>
+          <w:tcPr>
+            <w:tcW w:type="dxa" w:w="3331"/>
+          </w:tcPr>
+          <w:p>
+            <w:r/>
+            <w:r>
+              <w:rPr>
+                <w:rFonts w:ascii="Consolas" w:hAnsi="Consolas" w:eastAsia="Consolas"/>
+                <w:sz w:val="18"/>
+              </w:rPr>
+              <w:t>Artificial-PsyArch-V2</w:t>
+            </w:r>
+          </w:p>
+        </w:tc>
+        <w:tc>
+          <w:tcPr>
+            <w:tcW w:type="dxa" w:w="3331"/>
+          </w:tcPr>
+          <w:p>
+            <w:r/>
+            <w:r>
+              <w:rPr>
+                <w:rFonts w:ascii="Microsoft YaHei" w:hAnsi="Microsoft YaHei" w:eastAsia="Microsoft YaHei"/>
+                <w:sz w:val="18"/>
+              </w:rPr>
+              <w:t>AP-Core runtime、机制实验、主论文和补充材料</w:t>
+            </w:r>
+          </w:p>
+        </w:tc>
+        <w:tc>
+          <w:tcPr>
+            <w:tcW w:type="dxa" w:w="3331"/>
+          </w:tcPr>
+          <w:p>
+            <w:r/>
+            <w:r>
+              <w:rPr>
+                <w:rFonts w:ascii="Microsoft YaHei" w:hAnsi="Microsoft YaHei" w:eastAsia="Microsoft YaHei"/>
+                <w:sz w:val="18"/>
+              </w:rPr>
+              <w:t xml:space="preserve">Git tag + </w:t>
+            </w:r>
+            <w:r>
+              <w:rPr>
+                <w:rFonts w:ascii="Consolas" w:hAnsi="Consolas" w:eastAsia="Consolas"/>
+                <w:sz w:val="18"/>
+              </w:rPr>
+              <w:t>PUBLIC_STAGING_MANIFEST.json</w:t>
+            </w:r>
+          </w:p>
+        </w:tc>
+      </w:tr>
+      <w:tr>
+        <w:tc>
+          <w:tcPr>
+            <w:tcW w:type="dxa" w:w="3331"/>
+          </w:tcPr>
+          <w:p>
+            <w:r/>
+            <w:r>
+              <w:rPr>
+                <w:rFonts w:ascii="Consolas" w:hAnsi="Consolas" w:eastAsia="Consolas"/>
+                <w:sz w:val="18"/>
+              </w:rPr>
+              <w:t>APV2-GL-OpenWorld-Chinese</w:t>
+            </w:r>
+          </w:p>
+        </w:tc>
+        <w:tc>
+          <w:tcPr>
+            <w:tcW w:type="dxa" w:w="3331"/>
+          </w:tcPr>
+          <w:p>
+            <w:r/>
+            <w:r>
+              <w:rPr>
+                <w:rFonts w:ascii="Microsoft YaHei" w:hAnsi="Microsoft YaHei" w:eastAsia="Microsoft YaHei"/>
+                <w:sz w:val="18"/>
+              </w:rPr>
+              <w:t>GL 学习协议、开放中文对话验证、Fresh300/Skill38 证据</w:t>
+            </w:r>
+          </w:p>
+        </w:tc>
+        <w:tc>
+          <w:tcPr>
+            <w:tcW w:type="dxa" w:w="3331"/>
+          </w:tcPr>
+          <w:p>
+            <w:r/>
+            <w:r>
+              <w:rPr>
+                <w:rFonts w:ascii="Microsoft YaHei" w:hAnsi="Microsoft YaHei" w:eastAsia="Microsoft YaHei"/>
+                <w:sz w:val="18"/>
+              </w:rPr>
+              <w:t xml:space="preserve">Git tag + </w:t>
+            </w:r>
+            <w:r>
+              <w:rPr>
+                <w:rFonts w:ascii="Consolas" w:hAnsi="Consolas" w:eastAsia="Consolas"/>
+                <w:sz w:val="18"/>
+              </w:rPr>
+              <w:t>PUBLIC_STAGING_MANIFEST.json</w:t>
+            </w:r>
+          </w:p>
+        </w:tc>
+      </w:tr>
+      <w:tr>
+        <w:tc>
+          <w:tcPr>
+            <w:tcW w:type="dxa" w:w="3331"/>
+          </w:tcPr>
+          <w:p>
+            <w:r/>
+            <w:r>
+              <w:rPr>
+                <w:rFonts w:ascii="Consolas" w:hAnsi="Consolas" w:eastAsia="Consolas"/>
+                <w:sz w:val="18"/>
+              </w:rPr>
+              <w:t>APV2-Reproduction-Artifacts</w:t>
+            </w:r>
+          </w:p>
+        </w:tc>
+        <w:tc>
+          <w:tcPr>
+            <w:tcW w:type="dxa" w:w="3331"/>
+          </w:tcPr>
+          <w:p>
+            <w:r/>
+            <w:r>
+              <w:rPr>
+                <w:rFonts w:ascii="Microsoft YaHei" w:hAnsi="Microsoft YaHei" w:eastAsia="Microsoft YaHei"/>
+                <w:sz w:val="18"/>
+              </w:rPr>
+              <w:t>发布稿、实验输出、第三方复现与冻结 artifact</w:t>
+            </w:r>
+          </w:p>
+        </w:tc>
+        <w:tc>
+          <w:tcPr>
+            <w:tcW w:type="dxa" w:w="3331"/>
+          </w:tcPr>
+          <w:p>
+            <w:r/>
+            <w:r>
+              <w:rPr>
+                <w:rFonts w:ascii="Microsoft YaHei" w:hAnsi="Microsoft YaHei" w:eastAsia="Microsoft YaHei"/>
+                <w:sz w:val="18"/>
+              </w:rPr>
+              <w:t xml:space="preserve">Git tag + </w:t>
+            </w:r>
+            <w:r>
+              <w:rPr>
+                <w:rFonts w:ascii="Consolas" w:hAnsi="Consolas" w:eastAsia="Consolas"/>
+                <w:sz w:val="18"/>
+              </w:rPr>
+              <w:t>PUBLIC_STAGING_MANIFEST.json</w:t>
+            </w:r>
+          </w:p>
+        </w:tc>
+      </w:tr>
+    </w:tbl>
+    <w:p>
+      <w:pPr>
+        <w:ind w:firstLine="420"/>
+      </w:pPr>
+      <w:r>
+        <w:rPr>
+          <w:rFonts w:ascii="Microsoft YaHei" w:hAnsi="Microsoft YaHei" w:eastAsia="Microsoft YaHei"/>
+          <w:sz w:val="21"/>
+        </w:rPr>
+        <w:t xml:space="preserve">外发 zip 包的 SHA-256 不写入会被重新打包的仓库内部文件，统一由外层 </w:t>
+      </w:r>
+      <w:r>
+        <w:rPr>
+          <w:rFonts w:ascii="Consolas" w:hAnsi="Consolas" w:eastAsia="Consolas"/>
+          <w:sz w:val="21"/>
+        </w:rPr>
+        <w:t>release_repos_20260614/PUBLIC_REPO_STAGING_SUMMARY.json</w:t>
+      </w:r>
+      <w:r>
+        <w:rPr>
+          <w:rFonts w:ascii="Microsoft YaHei" w:hAnsi="Microsoft YaHei" w:eastAsia="Microsoft YaHei"/>
+          <w:sz w:val="21"/>
+        </w:rPr>
+        <w:t xml:space="preserve"> 记录。这样可以避免 zip 内文件记录自身 zip hash 造成的递归漂移。</w:t>
+      </w:r>
+    </w:p>
+    <w:p>
+      <w:pPr>
+        <w:ind w:firstLine="420"/>
+      </w:pPr>
+      <w:r>
+        <w:rPr>
+          <w:rFonts w:ascii="Microsoft YaHei" w:hAnsi="Microsoft YaHei" w:eastAsia="Microsoft YaHei"/>
+          <w:sz w:val="21"/>
+        </w:rPr>
+        <w:t xml:space="preserve">许可证: </w:t>
+      </w:r>
+      <w:r>
+        <w:rPr>
+          <w:rFonts w:ascii="Consolas" w:hAnsi="Consolas" w:eastAsia="Consolas"/>
+          <w:sz w:val="21"/>
+        </w:rPr>
+        <w:t>APV2 Public Research License v2026-06-14</w:t>
+      </w:r>
+      <w:r>
+        <w:rPr>
+          <w:rFonts w:ascii="Microsoft YaHei" w:hAnsi="Microsoft YaHei" w:eastAsia="Microsoft YaHei"/>
+          <w:sz w:val="21"/>
+        </w:rPr>
+        <w:t>。这是 source-available public research license, 不是 OSI open-source license。它允许公开阅读、clone、fork、本地运行、非商业研究复验和合理引用，同时保留商业使用、模型训练、数据再打包、产品部署和派生系统公开分发等权限边界。</w:t>
+      </w:r>
+    </w:p>
+    <w:p>
+      <w:pPr>
+        <w:ind w:firstLine="420"/>
+      </w:pPr>
+      <w:r>
+        <w:rPr>
+          <w:rFonts w:ascii="Microsoft YaHei" w:hAnsi="Microsoft YaHei" w:eastAsia="Microsoft YaHei"/>
+          <w:sz w:val="21"/>
+        </w:rPr>
+        <w:t>建议 GitHub 仓库简介、Release notes 和 README 都统一使用这句话:</w:t>
+      </w:r>
+    </w:p>
+    <w:p>
+      <w:r>
+        <w:rPr>
+          <w:rFonts w:ascii="Consolas" w:hAnsi="Consolas" w:eastAsia="Consolas"/>
+          <w:sz w:val="18"/>
+        </w:rPr>
+        <w:t>Source-available public research preview under the APV2 Public Research License v2026-06-14.</w:t>
       </w:r>
     </w:p>
     <w:p>
@@ -48,6 +402,10 @@
         <w:pStyle w:val="Heading1"/>
       </w:pPr>
       <w:r>
+        <w:rPr>
+          <w:rFonts w:ascii="Microsoft YaHei" w:hAnsi="Microsoft YaHei" w:eastAsia="Microsoft YaHei"/>
+          <w:sz w:val="32"/>
+        </w:rPr>
         <w:t>1. AP-Core 主仓库</w:t>
       </w:r>
     </w:p>
@@ -56,7 +414,18 @@
         <w:ind w:firstLine="420"/>
       </w:pPr>
       <w:r>
-        <w:t>仓库名: `Artificial-PsyArch-V2`</w:t>
+        <w:rPr>
+          <w:rFonts w:ascii="Microsoft YaHei" w:hAnsi="Microsoft YaHei" w:eastAsia="Microsoft YaHei"/>
+          <w:sz w:val="21"/>
+        </w:rPr>
+        <w:t xml:space="preserve">仓库名: </w:t>
+      </w:r>
+      <w:r>
+        <w:rPr>
+          <w:rFonts w:ascii="Consolas" w:hAnsi="Consolas" w:eastAsia="Consolas"/>
+          <w:sz w:val="21"/>
+        </w:rPr>
+        <w:t>Artificial-PsyArch-V2</w:t>
       </w:r>
     </w:p>
     <w:p>
@@ -64,6 +433,10 @@
         <w:ind w:firstLine="420"/>
       </w:pPr>
       <w:r>
+        <w:rPr>
+          <w:rFonts w:ascii="Microsoft YaHei" w:hAnsi="Microsoft YaHei" w:eastAsia="Microsoft YaHei"/>
+          <w:sz w:val="21"/>
+        </w:rPr>
         <w:t>简介:</w:t>
       </w:r>
     </w:p>
@@ -81,6 +454,10 @@
         <w:ind w:firstLine="420"/>
       </w:pPr>
       <w:r>
+        <w:rPr>
+          <w:rFonts w:ascii="Microsoft YaHei" w:hAnsi="Microsoft YaHei" w:eastAsia="Microsoft YaHei"/>
+          <w:sz w:val="21"/>
+        </w:rPr>
         <w:t>推荐 Topics:</w:t>
       </w:r>
     </w:p>
@@ -98,6 +475,10 @@
         <w:ind w:firstLine="420"/>
       </w:pPr>
       <w:r>
+        <w:rPr>
+          <w:rFonts w:ascii="Microsoft YaHei" w:hAnsi="Microsoft YaHei" w:eastAsia="Microsoft YaHei"/>
+          <w:sz w:val="21"/>
+        </w:rPr>
         <w:t>README 首页第一句:</w:t>
       </w:r>
     </w:p>
@@ -115,6 +496,10 @@
         <w:pStyle w:val="Heading1"/>
       </w:pPr>
       <w:r>
+        <w:rPr>
+          <w:rFonts w:ascii="Microsoft YaHei" w:hAnsi="Microsoft YaHei" w:eastAsia="Microsoft YaHei"/>
+          <w:sz w:val="32"/>
+        </w:rPr>
         <w:t>2. GL 开放中文对话仓库</w:t>
       </w:r>
     </w:p>
@@ -123,7 +508,18 @@
         <w:ind w:firstLine="420"/>
       </w:pPr>
       <w:r>
-        <w:t>仓库名: `APV2-GL-OpenWorld-Chinese`</w:t>
+        <w:rPr>
+          <w:rFonts w:ascii="Microsoft YaHei" w:hAnsi="Microsoft YaHei" w:eastAsia="Microsoft YaHei"/>
+          <w:sz w:val="21"/>
+        </w:rPr>
+        <w:t xml:space="preserve">仓库名: </w:t>
+      </w:r>
+      <w:r>
+        <w:rPr>
+          <w:rFonts w:ascii="Consolas" w:hAnsi="Consolas" w:eastAsia="Consolas"/>
+          <w:sz w:val="21"/>
+        </w:rPr>
+        <w:t>APV2-GL-OpenWorld-Chinese</w:t>
       </w:r>
     </w:p>
     <w:p>
@@ -131,6 +527,10 @@
         <w:ind w:firstLine="420"/>
       </w:pPr>
       <w:r>
+        <w:rPr>
+          <w:rFonts w:ascii="Microsoft YaHei" w:hAnsi="Microsoft YaHei" w:eastAsia="Microsoft YaHei"/>
+          <w:sz w:val="21"/>
+        </w:rPr>
         <w:t>简介:</w:t>
       </w:r>
     </w:p>
@@ -148,6 +548,10 @@
         <w:ind w:firstLine="420"/>
       </w:pPr>
       <w:r>
+        <w:rPr>
+          <w:rFonts w:ascii="Microsoft YaHei" w:hAnsi="Microsoft YaHei" w:eastAsia="Microsoft YaHei"/>
+          <w:sz w:val="21"/>
+        </w:rPr>
         <w:t>推荐 Topics:</w:t>
       </w:r>
     </w:p>
@@ -165,6 +569,10 @@
         <w:ind w:firstLine="420"/>
       </w:pPr>
       <w:r>
+        <w:rPr>
+          <w:rFonts w:ascii="Microsoft YaHei" w:hAnsi="Microsoft YaHei" w:eastAsia="Microsoft YaHei"/>
+          <w:sz w:val="21"/>
+        </w:rPr>
         <w:t>README 首页第一句:</w:t>
       </w:r>
     </w:p>
@@ -182,6 +590,10 @@
         <w:pStyle w:val="Heading1"/>
       </w:pPr>
       <w:r>
+        <w:rPr>
+          <w:rFonts w:ascii="Microsoft YaHei" w:hAnsi="Microsoft YaHei" w:eastAsia="Microsoft YaHei"/>
+          <w:sz w:val="32"/>
+        </w:rPr>
         <w:t>3. 实验复现与冻结锚定仓库</w:t>
       </w:r>
     </w:p>
@@ -190,7 +602,18 @@
         <w:ind w:firstLine="420"/>
       </w:pPr>
       <w:r>
-        <w:t>仓库名: `APV2-Reproduction-Artifacts`</w:t>
+        <w:rPr>
+          <w:rFonts w:ascii="Microsoft YaHei" w:hAnsi="Microsoft YaHei" w:eastAsia="Microsoft YaHei"/>
+          <w:sz w:val="21"/>
+        </w:rPr>
+        <w:t xml:space="preserve">仓库名: </w:t>
+      </w:r>
+      <w:r>
+        <w:rPr>
+          <w:rFonts w:ascii="Consolas" w:hAnsi="Consolas" w:eastAsia="Consolas"/>
+          <w:sz w:val="21"/>
+        </w:rPr>
+        <w:t>APV2-Reproduction-Artifacts</w:t>
       </w:r>
     </w:p>
     <w:p>
@@ -198,6 +621,10 @@
         <w:ind w:firstLine="420"/>
       </w:pPr>
       <w:r>
+        <w:rPr>
+          <w:rFonts w:ascii="Microsoft YaHei" w:hAnsi="Microsoft YaHei" w:eastAsia="Microsoft YaHei"/>
+          <w:sz w:val="21"/>
+        </w:rPr>
         <w:t>简介:</w:t>
       </w:r>
     </w:p>
@@ -215,6 +642,10 @@
         <w:ind w:firstLine="420"/>
       </w:pPr>
       <w:r>
+        <w:rPr>
+          <w:rFonts w:ascii="Microsoft YaHei" w:hAnsi="Microsoft YaHei" w:eastAsia="Microsoft YaHei"/>
+          <w:sz w:val="21"/>
+        </w:rPr>
         <w:t>推荐 Topics:</w:t>
       </w:r>
     </w:p>
@@ -232,6 +663,10 @@
         <w:ind w:firstLine="420"/>
       </w:pPr>
       <w:r>
+        <w:rPr>
+          <w:rFonts w:ascii="Microsoft YaHei" w:hAnsi="Microsoft YaHei" w:eastAsia="Microsoft YaHei"/>
+          <w:sz w:val="21"/>
+        </w:rPr>
         <w:t>README 首页第一句:</w:t>
       </w:r>
     </w:p>
@@ -249,6 +684,10 @@
         <w:pStyle w:val="Heading1"/>
       </w:pPr>
       <w:r>
+        <w:rPr>
+          <w:rFonts w:ascii="Microsoft YaHei" w:hAnsi="Microsoft YaHei" w:eastAsia="Microsoft YaHei"/>
+          <w:sz w:val="32"/>
+        </w:rPr>
         <w:t>4. 第三方复现仓库</w:t>
       </w:r>
     </w:p>
@@ -257,6 +696,10 @@
         <w:ind w:firstLine="420"/>
       </w:pPr>
       <w:r>
+        <w:rPr>
+          <w:rFonts w:ascii="Microsoft YaHei" w:hAnsi="Microsoft YaHei" w:eastAsia="Microsoft YaHei"/>
+          <w:sz w:val="21"/>
+        </w:rPr>
         <w:t>保持引用:</w:t>
       </w:r>
     </w:p>
@@ -274,6 +717,10 @@
         <w:ind w:firstLine="420"/>
       </w:pPr>
       <w:r>
+        <w:rPr>
+          <w:rFonts w:ascii="Microsoft YaHei" w:hAnsi="Microsoft YaHei" w:eastAsia="Microsoft YaHei"/>
+          <w:sz w:val="21"/>
+        </w:rPr>
         <w:t>这不是官方 AP-Core 主仓库，而是第三方独立实现和复现证据。</w:t>
       </w:r>
     </w:p>
